--- a/32975-workbook.docx
+++ b/32975-workbook.docx
@@ -7,18 +7,21 @@
         <w:pStyle w:val="Normal"/>
         <w:bidi w:val="0"/>
         <w:jc w:val="left"/>
-        <w:rPr/>
-      </w:pPr>
-      <w:r>
-        <w:rPr/>
+        <w:rPr>
+          <w:rFonts w:ascii="Cantarell Extra Bold" w:hAnsi="Cantarell Extra Bold"/>
+          <w:sz w:val="28"/>
+          <w:szCs w:val="28"/>
+        </w:rPr>
+      </w:pPr>
+      <w:r>
         <w:drawing>
           <wp:anchor behindDoc="0" distT="0" distB="0" distL="0" distR="0" simplePos="0" locked="0" layoutInCell="0" allowOverlap="1" relativeHeight="2">
             <wp:simplePos x="0" y="0"/>
             <wp:positionH relativeFrom="column">
-              <wp:align>center</wp:align>
+              <wp:posOffset>0</wp:posOffset>
             </wp:positionH>
             <wp:positionV relativeFrom="paragraph">
-              <wp:posOffset>635</wp:posOffset>
+              <wp:posOffset>419735</wp:posOffset>
             </wp:positionV>
             <wp:extent cx="6120130" cy="2724150"/>
             <wp:effectExtent l="0" t="0" r="0" b="0"/>
@@ -57,16 +60,13 @@
           </wp:anchor>
         </w:drawing>
       </w:r>
-    </w:p>
-    <w:p>
-      <w:pPr>
-        <w:pStyle w:val="Normal"/>
-        <w:bidi w:val="0"/>
-        <w:jc w:val="left"/>
-        <w:rPr/>
-      </w:pPr>
-      <w:r>
-        <w:rPr/>
+      <w:r>
+        <w:rPr>
+          <w:rFonts w:ascii="Cantarell Extra Bold" w:hAnsi="Cantarell Extra Bold"/>
+          <w:sz w:val="28"/>
+          <w:szCs w:val="28"/>
+        </w:rPr>
+        <w:t xml:space="preserve">Name    </w:t>
       </w:r>
     </w:p>
     <w:p>
@@ -3675,23 +3675,7 @@
           <w:sz w:val="32"/>
           <w:szCs w:val="32"/>
         </w:rPr>
-        <w:t xml:space="preserve">Security Risk </w:t>
-      </w:r>
-      <w:r>
-        <w:rPr>
-          <w:rFonts w:ascii="Cantarell Extra Bold" w:hAnsi="Cantarell Extra Bold"/>
-          <w:sz w:val="32"/>
-          <w:szCs w:val="32"/>
-        </w:rPr>
-        <w:t>3</w:t>
-      </w:r>
-      <w:r>
-        <w:rPr>
-          <w:rFonts w:ascii="Cantarell Extra Bold" w:hAnsi="Cantarell Extra Bold"/>
-          <w:sz w:val="32"/>
-          <w:szCs w:val="32"/>
-        </w:rPr>
-        <w:t xml:space="preserve"> (name the risk):</w:t>
+        <w:t>Security Risk 3 (name the risk):</w:t>
       </w:r>
     </w:p>
     <w:p>
@@ -4017,23 +4001,7 @@
           <w:sz w:val="32"/>
           <w:szCs w:val="32"/>
         </w:rPr>
-        <w:t xml:space="preserve">Security Risk </w:t>
-      </w:r>
-      <w:r>
-        <w:rPr>
-          <w:rFonts w:ascii="Cantarell Extra Bold" w:hAnsi="Cantarell Extra Bold"/>
-          <w:sz w:val="32"/>
-          <w:szCs w:val="32"/>
-        </w:rPr>
-        <w:t>4</w:t>
-      </w:r>
-      <w:r>
-        <w:rPr>
-          <w:rFonts w:ascii="Cantarell Extra Bold" w:hAnsi="Cantarell Extra Bold"/>
-          <w:sz w:val="32"/>
-          <w:szCs w:val="32"/>
-        </w:rPr>
-        <w:t xml:space="preserve"> (name the risk):</w:t>
+        <w:t>Security Risk 4 (name the risk):</w:t>
       </w:r>
     </w:p>
     <w:p>
@@ -4289,23 +4257,7 @@
           <w:sz w:val="32"/>
           <w:szCs w:val="32"/>
         </w:rPr>
-        <w:t xml:space="preserve">Security Risk </w:t>
-      </w:r>
-      <w:r>
-        <w:rPr>
-          <w:rFonts w:ascii="Cantarell Extra Bold" w:hAnsi="Cantarell Extra Bold"/>
-          <w:sz w:val="32"/>
-          <w:szCs w:val="32"/>
-        </w:rPr>
-        <w:t xml:space="preserve">5 </w:t>
-      </w:r>
-      <w:r>
-        <w:rPr>
-          <w:rFonts w:ascii="Cantarell Extra Bold" w:hAnsi="Cantarell Extra Bold"/>
-          <w:sz w:val="32"/>
-          <w:szCs w:val="32"/>
-        </w:rPr>
-        <w:t>(name the risk):</w:t>
+        <w:t>Security Risk 5 (name the risk):</w:t>
       </w:r>
     </w:p>
     <w:p>
@@ -5160,23 +5112,7 @@
           <w:sz w:val="32"/>
           <w:szCs w:val="32"/>
         </w:rPr>
-        <w:t xml:space="preserve">Security Procedure/Solution </w:t>
-      </w:r>
-      <w:r>
-        <w:rPr>
-          <w:rFonts w:ascii="Cantarell Extra Bold" w:hAnsi="Cantarell Extra Bold"/>
-          <w:sz w:val="32"/>
-          <w:szCs w:val="32"/>
-        </w:rPr>
-        <w:t>2</w:t>
-      </w:r>
-      <w:r>
-        <w:rPr>
-          <w:rFonts w:ascii="Cantarell Extra Bold" w:hAnsi="Cantarell Extra Bold"/>
-          <w:sz w:val="32"/>
-          <w:szCs w:val="32"/>
-        </w:rPr>
-        <w:t xml:space="preserve"> (name the procedure/solution):</w:t>
+        <w:t>Security Procedure/Solution 2 (name the procedure/solution):</w:t>
       </w:r>
     </w:p>
     <w:p>
@@ -5446,23 +5382,7 @@
           <w:sz w:val="32"/>
           <w:szCs w:val="32"/>
         </w:rPr>
-        <w:t xml:space="preserve">Security Procedure/Solution </w:t>
-      </w:r>
-      <w:r>
-        <w:rPr>
-          <w:rFonts w:ascii="Cantarell Extra Bold" w:hAnsi="Cantarell Extra Bold"/>
-          <w:sz w:val="32"/>
-          <w:szCs w:val="32"/>
-        </w:rPr>
-        <w:t>3</w:t>
-      </w:r>
-      <w:r>
-        <w:rPr>
-          <w:rFonts w:ascii="Cantarell Extra Bold" w:hAnsi="Cantarell Extra Bold"/>
-          <w:sz w:val="32"/>
-          <w:szCs w:val="32"/>
-        </w:rPr>
-        <w:t xml:space="preserve"> (name the procedure/solution):</w:t>
+        <w:t>Security Procedure/Solution 3 (name the procedure/solution):</w:t>
       </w:r>
     </w:p>
     <w:p>
@@ -5732,23 +5652,7 @@
           <w:sz w:val="32"/>
           <w:szCs w:val="32"/>
         </w:rPr>
-        <w:t xml:space="preserve">Security Procedure/Solution </w:t>
-      </w:r>
-      <w:r>
-        <w:rPr>
-          <w:rFonts w:ascii="Cantarell Extra Bold" w:hAnsi="Cantarell Extra Bold"/>
-          <w:sz w:val="32"/>
-          <w:szCs w:val="32"/>
-        </w:rPr>
-        <w:t xml:space="preserve">4 </w:t>
-      </w:r>
-      <w:r>
-        <w:rPr>
-          <w:rFonts w:ascii="Cantarell Extra Bold" w:hAnsi="Cantarell Extra Bold"/>
-          <w:sz w:val="32"/>
-          <w:szCs w:val="32"/>
-        </w:rPr>
-        <w:t>(name the procedure/solution):</w:t>
+        <w:t>Security Procedure/Solution 4 (name the procedure/solution):</w:t>
       </w:r>
     </w:p>
     <w:p>
@@ -6069,23 +5973,7 @@
           <w:sz w:val="32"/>
           <w:szCs w:val="32"/>
         </w:rPr>
-        <w:t xml:space="preserve">Security Procedure/Solution </w:t>
-      </w:r>
-      <w:r>
-        <w:rPr>
-          <w:rFonts w:ascii="Cantarell Extra Bold" w:hAnsi="Cantarell Extra Bold"/>
-          <w:sz w:val="32"/>
-          <w:szCs w:val="32"/>
-        </w:rPr>
-        <w:t xml:space="preserve">5 </w:t>
-      </w:r>
-      <w:r>
-        <w:rPr>
-          <w:rFonts w:ascii="Cantarell Extra Bold" w:hAnsi="Cantarell Extra Bold"/>
-          <w:sz w:val="32"/>
-          <w:szCs w:val="32"/>
-        </w:rPr>
-        <w:t>(name the procedure/solution):</w:t>
+        <w:t>Security Procedure/Solution 5 (name the procedure/solution):</w:t>
       </w:r>
     </w:p>
     <w:p>
@@ -6202,6 +6090,7 @@
       <w:pgNumType w:fmt="decimal"/>
       <w:formProt w:val="false"/>
       <w:textDirection w:val="lrTb"/>
+      <w:docGrid w:type="default" w:linePitch="100" w:charSpace="0"/>
     </w:sectPr>
   </w:body>
 </w:document>
@@ -6221,7 +6110,6 @@
     </w:rPrDefault>
     <w:pPrDefault>
       <w:pPr>
-        <w:widowControl/>
         <w:suppressAutoHyphens w:val="true"/>
       </w:pPr>
     </w:pPrDefault>
@@ -6231,7 +6119,10 @@
     <w:qFormat/>
     <w:pPr>
       <w:widowControl/>
+      <w:suppressAutoHyphens w:val="true"/>
       <w:bidi w:val="0"/>
+      <w:spacing w:before="0" w:after="0"/>
+      <w:jc w:val="left"/>
     </w:pPr>
     <w:rPr>
       <w:rFonts w:ascii="Liberation Serif" w:hAnsi="Liberation Serif" w:eastAsia="Noto Serif CJK SC" w:cs="Noto Sans Devanagari"/>
